--- a/public/thoa_thuan_dan_su_lai_xe_template.docx
+++ b/public/thoa_thuan_dan_su_lai_xe_template.docx
@@ -134,7 +134,23 @@
                 <w:rFonts w:ascii="Times New Roman" w:hAnsi="Times New Roman" w:cs="Times New Roman"/>
                 <w:b/>
               </w:rPr>
-              <w:t>-------o0o-------</w:t>
+              <w:t>-------</w:t>
+            </w:r>
+            <w:proofErr w:type="gramStart"/>
+            <w:r>
+              <w:rPr>
+                <w:rFonts w:ascii="Times New Roman" w:hAnsi="Times New Roman" w:cs="Times New Roman"/>
+                <w:b/>
+              </w:rPr>
+              <w:t>o0o---</w:t>
+            </w:r>
+            <w:proofErr w:type="gramEnd"/>
+            <w:r>
+              <w:rPr>
+                <w:rFonts w:ascii="Times New Roman" w:hAnsi="Times New Roman" w:cs="Times New Roman"/>
+                <w:b/>
+              </w:rPr>
+              <w:t>----</w:t>
             </w:r>
           </w:p>
         </w:tc>
@@ -276,6 +292,7 @@
           <w:szCs w:val="28"/>
         </w:rPr>
       </w:pPr>
+      <w:proofErr w:type="gramStart"/>
       <w:r>
         <w:rPr>
           <w:rFonts w:ascii="Times New Roman" w:hAnsi="Times New Roman" w:cs="Times New Roman"/>
@@ -301,7 +318,17 @@
           <w:sz w:val="28"/>
           <w:szCs w:val="28"/>
         </w:rPr>
-        <w:t>{so_thoa_thuan}</w:t>
+        <w:t>{</w:t>
+      </w:r>
+      <w:proofErr w:type="gramEnd"/>
+      <w:r>
+        <w:rPr>
+          <w:rFonts w:ascii="Times New Roman" w:hAnsi="Times New Roman" w:cs="Times New Roman"/>
+          <w:iCs/>
+          <w:sz w:val="28"/>
+          <w:szCs w:val="28"/>
+        </w:rPr>
+        <w:t>so_thoa_thuan}</w:t>
       </w:r>
     </w:p>
     <w:p>
@@ -342,6 +369,7 @@
         </w:rPr>
         <w:t xml:space="preserve"> </w:t>
       </w:r>
+      <w:proofErr w:type="gramStart"/>
       <w:r>
         <w:rPr>
           <w:rFonts w:ascii="Times New Roman" w:hAnsi="Times New Roman" w:cs="Times New Roman"/>
@@ -376,7 +404,17 @@
           <w:sz w:val="28"/>
           <w:szCs w:val="28"/>
         </w:rPr>
-        <w:t>ã đàm</w:t>
+        <w:t>ã</w:t>
+      </w:r>
+      <w:proofErr w:type="gramEnd"/>
+      <w:r>
+        <w:rPr>
+          <w:rFonts w:ascii="Times New Roman" w:hAnsi="Times New Roman" w:cs="Times New Roman"/>
+          <w:i/>
+          <w:sz w:val="28"/>
+          <w:szCs w:val="28"/>
+        </w:rPr>
+        <w:t xml:space="preserve"> đàm</w:t>
       </w:r>
       <w:r>
         <w:rPr>
@@ -813,15 +851,34 @@
           <w:sz w:val="24"/>
           <w:szCs w:val="24"/>
         </w:rPr>
-        <w:t>{dai_dien_ben_a}</w:t>
-      </w:r>
-      <w:r>
-        <w:rPr>
-          <w:rFonts w:ascii="Times New Roman" w:hAnsi="Times New Roman" w:cs="Times New Roman"/>
-          <w:sz w:val="24"/>
-          <w:szCs w:val="24"/>
-        </w:rPr>
-        <w:t xml:space="preserve">                   Chức vụ</w:t>
+        <w:t>{dai_dien_ben_</w:t>
+      </w:r>
+      <w:proofErr w:type="gramStart"/>
+      <w:r>
+        <w:rPr>
+          <w:rFonts w:ascii="Times New Roman" w:hAnsi="Times New Roman" w:cs="Times New Roman"/>
+          <w:b/>
+          <w:sz w:val="24"/>
+          <w:szCs w:val="24"/>
+        </w:rPr>
+        <w:t>a}</w:t>
+      </w:r>
+      <w:r>
+        <w:rPr>
+          <w:rFonts w:ascii="Times New Roman" w:hAnsi="Times New Roman" w:cs="Times New Roman"/>
+          <w:sz w:val="24"/>
+          <w:szCs w:val="24"/>
+        </w:rPr>
+        <w:t xml:space="preserve">   </w:t>
+      </w:r>
+      <w:proofErr w:type="gramEnd"/>
+      <w:r>
+        <w:rPr>
+          <w:rFonts w:ascii="Times New Roman" w:hAnsi="Times New Roman" w:cs="Times New Roman"/>
+          <w:sz w:val="24"/>
+          <w:szCs w:val="24"/>
+        </w:rPr>
+        <w:t xml:space="preserve">                Chức vụ</w:t>
       </w:r>
       <w:r>
         <w:rPr>
@@ -982,15 +1039,33 @@
           <w:sz w:val="24"/>
           <w:szCs w:val="24"/>
         </w:rPr>
-        <w:t>{so_cccd}</w:t>
-      </w:r>
-      <w:r>
-        <w:rPr>
-          <w:rFonts w:ascii="Times New Roman" w:hAnsi="Times New Roman" w:cs="Times New Roman"/>
-          <w:sz w:val="24"/>
-          <w:szCs w:val="24"/>
-        </w:rPr>
-        <w:t xml:space="preserve">    </w:t>
+        <w:t>{so_</w:t>
+      </w:r>
+      <w:proofErr w:type="gramStart"/>
+      <w:r>
+        <w:rPr>
+          <w:rFonts w:ascii="Times New Roman" w:hAnsi="Times New Roman" w:cs="Times New Roman"/>
+          <w:sz w:val="24"/>
+          <w:szCs w:val="24"/>
+        </w:rPr>
+        <w:t>cccd}</w:t>
+      </w:r>
+      <w:r>
+        <w:rPr>
+          <w:rFonts w:ascii="Times New Roman" w:hAnsi="Times New Roman" w:cs="Times New Roman"/>
+          <w:sz w:val="24"/>
+          <w:szCs w:val="24"/>
+        </w:rPr>
+        <w:t xml:space="preserve">   </w:t>
+      </w:r>
+      <w:proofErr w:type="gramEnd"/>
+      <w:r>
+        <w:rPr>
+          <w:rFonts w:ascii="Times New Roman" w:hAnsi="Times New Roman" w:cs="Times New Roman"/>
+          <w:sz w:val="24"/>
+          <w:szCs w:val="24"/>
+        </w:rPr>
+        <w:t xml:space="preserve"> </w:t>
       </w:r>
       <w:r>
         <w:rPr>
@@ -1038,7 +1113,16 @@
           <w:sz w:val="24"/>
           <w:szCs w:val="24"/>
         </w:rPr>
-        <w:t>{ngay_cap_cccd}</w:t>
+        <w:t>{ngay_cap_</w:t>
+      </w:r>
+      <w:proofErr w:type="gramStart"/>
+      <w:r>
+        <w:rPr>
+          <w:rFonts w:ascii="Times New Roman" w:hAnsi="Times New Roman" w:cs="Times New Roman"/>
+          <w:sz w:val="24"/>
+          <w:szCs w:val="24"/>
+        </w:rPr>
+        <w:t>cccd}</w:t>
       </w:r>
       <w:r>
         <w:rPr>
@@ -1054,7 +1138,16 @@
           <w:sz w:val="24"/>
           <w:szCs w:val="24"/>
         </w:rPr>
-        <w:t>Nơi cấ</w:t>
+        <w:t>Nơi</w:t>
+      </w:r>
+      <w:proofErr w:type="gramEnd"/>
+      <w:r>
+        <w:rPr>
+          <w:rFonts w:ascii="Times New Roman" w:hAnsi="Times New Roman" w:cs="Times New Roman"/>
+          <w:sz w:val="24"/>
+          <w:szCs w:val="24"/>
+        </w:rPr>
+        <w:t xml:space="preserve"> cấ</w:t>
       </w:r>
       <w:r>
         <w:rPr>
@@ -1108,7 +1201,16 @@
           <w:sz w:val="24"/>
           <w:szCs w:val="24"/>
         </w:rPr>
-        <w:t>{so_gplx}</w:t>
+        <w:t>{so_</w:t>
+      </w:r>
+      <w:proofErr w:type="gramStart"/>
+      <w:r>
+        <w:rPr>
+          <w:rFonts w:ascii="Times New Roman" w:hAnsi="Times New Roman" w:cs="Times New Roman"/>
+          <w:sz w:val="24"/>
+          <w:szCs w:val="24"/>
+        </w:rPr>
+        <w:t>gplx}</w:t>
       </w:r>
       <w:r>
         <w:rPr>
@@ -1132,7 +1234,16 @@
           <w:sz w:val="24"/>
           <w:szCs w:val="24"/>
         </w:rPr>
-        <w:t xml:space="preserve">  </w:t>
+        <w:t xml:space="preserve"> </w:t>
+      </w:r>
+      <w:proofErr w:type="gramEnd"/>
+      <w:r>
+        <w:rPr>
+          <w:rFonts w:ascii="Times New Roman" w:hAnsi="Times New Roman" w:cs="Times New Roman"/>
+          <w:sz w:val="24"/>
+          <w:szCs w:val="24"/>
+        </w:rPr>
+        <w:t xml:space="preserve"> </w:t>
       </w:r>
       <w:r>
         <w:rPr>
@@ -1305,20 +1416,6 @@
       <w:pPr>
         <w:pStyle w:val="ListParagraph"/>
         <w:spacing w:after="0" w:line="264" w:lineRule="auto"/>
-        <w:ind w:left="270"/>
-        <w:jc w:val="both"/>
-        <w:rPr>
-          <w:rFonts w:ascii="Times New Roman" w:hAnsi="Times New Roman" w:cs="Times New Roman"/>
-          <w:i/>
-          <w:sz w:val="24"/>
-          <w:szCs w:val="24"/>
-        </w:rPr>
-      </w:pPr>
-    </w:p>
-    <w:p>
-      <w:pPr>
-        <w:pStyle w:val="ListParagraph"/>
-        <w:spacing w:after="0" w:line="264" w:lineRule="auto"/>
         <w:ind w:left="0"/>
         <w:jc w:val="both"/>
         <w:rPr>
@@ -1605,7 +1702,7 @@
           <w:szCs w:val="23"/>
           <w:shd w:val="clear" w:color="auto" w:fill="FFFFFF"/>
         </w:rPr>
-        <w:t xml:space="preserve">  </w:t>
+        <w:t xml:space="preserve"> </w:t>
       </w:r>
       <w:r>
         <w:rPr>
@@ -1737,7 +1834,6 @@
           <w:sz w:val="24"/>
           <w:szCs w:val="24"/>
         </w:rPr>
-        <w:lastRenderedPageBreak/>
         <w:t xml:space="preserve">- Ngày đăng ký lần đầu: </w:t>
       </w:r>
       <w:r>
@@ -1748,19 +1844,6 @@
         </w:rPr>
         <w:t>{ngay_dang_ky_lan_dau}</w:t>
       </w:r>
-    </w:p>
-    <w:p>
-      <w:pPr>
-        <w:pStyle w:val="ListParagraph"/>
-        <w:spacing w:after="0" w:line="264" w:lineRule="auto"/>
-        <w:ind w:left="360"/>
-        <w:jc w:val="both"/>
-        <w:rPr>
-          <w:rFonts w:ascii="Times New Roman" w:hAnsi="Times New Roman" w:cs="Times New Roman"/>
-          <w:sz w:val="24"/>
-          <w:szCs w:val="24"/>
-        </w:rPr>
-      </w:pPr>
     </w:p>
     <w:p>
       <w:pPr>
@@ -1787,6 +1870,7 @@
           <w:sz w:val="24"/>
           <w:szCs w:val="24"/>
         </w:rPr>
+        <w:lastRenderedPageBreak/>
         <w:t>Công việc</w:t>
       </w:r>
       <w:r>
@@ -3229,7 +3313,6 @@
           <w:sz w:val="24"/>
           <w:szCs w:val="24"/>
         </w:rPr>
-        <w:lastRenderedPageBreak/>
         <w:t>4.1.5</w:t>
       </w:r>
       <w:r>
@@ -3274,17 +3357,6 @@
         </w:rPr>
         <w:t xml:space="preserve"> trước thời hạn nếu:</w:t>
       </w:r>
-    </w:p>
-    <w:p>
-      <w:pPr>
-        <w:spacing w:after="0" w:line="264" w:lineRule="auto"/>
-        <w:jc w:val="both"/>
-        <w:rPr>
-          <w:rFonts w:ascii="Times New Roman" w:hAnsi="Times New Roman" w:cs="Times New Roman"/>
-          <w:sz w:val="24"/>
-          <w:szCs w:val="24"/>
-        </w:rPr>
-      </w:pPr>
     </w:p>
     <w:p>
       <w:pPr>
@@ -3308,6 +3380,7 @@
           <w:sz w:val="24"/>
           <w:szCs w:val="24"/>
         </w:rPr>
+        <w:lastRenderedPageBreak/>
         <w:t xml:space="preserve">- </w:t>
       </w:r>
       <w:r>
@@ -3783,8 +3856,18 @@
           <w:sz w:val="24"/>
           <w:szCs w:val="24"/>
         </w:rPr>
-        <w:t xml:space="preserve"> như chi phí sạc điện, chi phí bảo hiểm vật chất xe,…</w:t>
-      </w:r>
+        <w:t xml:space="preserve"> như chi phí sạc điện, chi phí bảo hiểm vật chất </w:t>
+      </w:r>
+      <w:proofErr w:type="gramStart"/>
+      <w:r>
+        <w:rPr>
+          <w:rFonts w:ascii="Times New Roman" w:hAnsi="Times New Roman" w:cs="Times New Roman"/>
+          <w:sz w:val="24"/>
+          <w:szCs w:val="24"/>
+        </w:rPr>
+        <w:t>xe,…</w:t>
+      </w:r>
+      <w:proofErr w:type="gramEnd"/>
       <w:r>
         <w:rPr>
           <w:rFonts w:ascii="Times New Roman" w:hAnsi="Times New Roman" w:cs="Times New Roman"/>
@@ -3883,7 +3966,25 @@
           <w:sz w:val="24"/>
           <w:szCs w:val="24"/>
         </w:rPr>
-        <w:t xml:space="preserve"> và các thiết bị bộ đàm, thiết bị giám sát hành trình, đồng hồ taximet, máy in biên lai, ứng dụng của tài xế,…) đúng mục đích kinh doanh và theo đúng quy trình, hướng dẫn của nhà sản xuất và Công ty.</w:t>
+        <w:t xml:space="preserve"> và các thiết bị bộ đàm, thiết bị giám sát hành trình, đồng hồ taximet, máy in biên lai, ứng dụng của tài </w:t>
+      </w:r>
+      <w:proofErr w:type="gramStart"/>
+      <w:r>
+        <w:rPr>
+          <w:rFonts w:ascii="Times New Roman" w:hAnsi="Times New Roman" w:cs="Times New Roman"/>
+          <w:sz w:val="24"/>
+          <w:szCs w:val="24"/>
+        </w:rPr>
+        <w:t>xế,…</w:t>
+      </w:r>
+      <w:proofErr w:type="gramEnd"/>
+      <w:r>
+        <w:rPr>
+          <w:rFonts w:ascii="Times New Roman" w:hAnsi="Times New Roman" w:cs="Times New Roman"/>
+          <w:sz w:val="24"/>
+          <w:szCs w:val="24"/>
+        </w:rPr>
+        <w:t>) đúng mục đích kinh doanh và theo đúng quy trình, hướng dẫn của nhà sản xuất và Công ty.</w:t>
       </w:r>
     </w:p>
     <w:p>
@@ -3949,6 +4050,7 @@
           <w:szCs w:val="24"/>
         </w:rPr>
       </w:pPr>
+      <w:proofErr w:type="gramStart"/>
       <w:r>
         <w:rPr>
           <w:rFonts w:ascii="Times New Roman" w:hAnsi="Times New Roman" w:cs="Times New Roman"/>
@@ -3979,16 +4081,16 @@
           <w:sz w:val="24"/>
           <w:szCs w:val="24"/>
         </w:rPr>
-        <w:t xml:space="preserve">Bên B có trách nhiệm cuối cùng đối với mọi hỏng hóc, thiệt hại của xe và thiệt hại với bên thứ 3 nếu do lỗi của bên B, kể cả trong trường hợp thiệt hại được đơn vị bảo hiểm chi trả. Trường hợp xe gây tai nạn hoặc liên quan đến vụ việc trái pháp luật khác do lỗi của bên B thì bên B </w:t>
-      </w:r>
-      <w:r>
-        <w:rPr>
-          <w:rFonts w:ascii="Times New Roman" w:hAnsi="Times New Roman" w:cs="Times New Roman"/>
-          <w:sz w:val="24"/>
-          <w:szCs w:val="24"/>
-        </w:rPr>
-        <w:lastRenderedPageBreak/>
-        <w:t>hoàn toàn chịu trách nhiệm. Bên B có nghĩa vụ thanh toán mọi chi phí từ sự cố, hỏng hóc hoặc tai nạn không sử dụng được do lỗi của Bên B, bao gồm cả doanh thu khoán.</w:t>
+        <w:t>Bên</w:t>
+      </w:r>
+      <w:proofErr w:type="gramEnd"/>
+      <w:r>
+        <w:rPr>
+          <w:rFonts w:ascii="Times New Roman" w:hAnsi="Times New Roman" w:cs="Times New Roman"/>
+          <w:sz w:val="24"/>
+          <w:szCs w:val="24"/>
+        </w:rPr>
+        <w:t xml:space="preserve"> B có trách nhiệm cuối cùng đối với mọi hỏng hóc, thiệt hại của xe và thiệt hại với bên thứ 3 nếu do lỗi của bên B, kể cả trong trường hợp thiệt hại được đơn vị bảo hiểm chi trả. Trường hợp xe gây tai nạn hoặc liên quan đến vụ việc trái pháp luật khác do lỗi của bên B thì bên B hoàn toàn chịu trách nhiệm. Bên B có nghĩa vụ thanh toán mọi chi phí từ sự cố, hỏng hóc hoặc tai nạn không sử dụng được do lỗi của Bên B, bao gồm cả doanh thu khoán.</w:t>
       </w:r>
     </w:p>
     <w:p>
@@ -4108,6 +4210,7 @@
           <w:sz w:val="24"/>
           <w:szCs w:val="24"/>
         </w:rPr>
+        <w:lastRenderedPageBreak/>
         <w:t>- K</w:t>
       </w:r>
       <w:r>
@@ -4428,7 +4531,25 @@
           <w:sz w:val="24"/>
           <w:szCs w:val="24"/>
         </w:rPr>
-        <w:t xml:space="preserve"> bóc tem niêm phong, tem đảm bảo, tác động hoặc can thiệp vào các hệ thống kỹ thuật, an toàn, giám sát hoặc tiện nghi của xe, tự ý thay thế, trao đổi bất kỳ phụ tùng, linh kiện xe. Trường hợp có nhu cầu điều chỉnh, thay thế liên quan đến nội thất, ngoại thất, hệ thống điện, kết cấu của xe thì </w:t>
+        <w:t xml:space="preserve"> bóc tem niêm phong, tem đảm bảo, tác động hoặc can thiệp vào các hệ thống kỹ thuật, </w:t>
+      </w:r>
+      <w:proofErr w:type="gramStart"/>
+      <w:r>
+        <w:rPr>
+          <w:rFonts w:ascii="Times New Roman" w:hAnsi="Times New Roman" w:cs="Times New Roman"/>
+          <w:sz w:val="24"/>
+          <w:szCs w:val="24"/>
+        </w:rPr>
+        <w:t>an</w:t>
+      </w:r>
+      <w:proofErr w:type="gramEnd"/>
+      <w:r>
+        <w:rPr>
+          <w:rFonts w:ascii="Times New Roman" w:hAnsi="Times New Roman" w:cs="Times New Roman"/>
+          <w:sz w:val="24"/>
+          <w:szCs w:val="24"/>
+        </w:rPr>
+        <w:t xml:space="preserve"> toàn, giám sát hoặc tiện nghi của xe, tự ý thay thế, trao đổi bất kỳ phụ tùng, linh kiện xe. Trường hợp có nhu cầu điều chỉnh, thay thế liên quan đến nội thất, ngoại thất, hệ thống điện, kết cấu của xe thì </w:t>
       </w:r>
       <w:r>
         <w:rPr>
@@ -4793,6 +4914,7 @@
           <w:szCs w:val="24"/>
         </w:rPr>
       </w:pPr>
+      <w:proofErr w:type="gramStart"/>
       <w:r>
         <w:rPr>
           <w:rFonts w:ascii="Times New Roman" w:hAnsi="Times New Roman" w:cs="Times New Roman"/>
@@ -4832,7 +4954,16 @@
           <w:sz w:val="24"/>
           <w:szCs w:val="24"/>
         </w:rPr>
-        <w:t xml:space="preserve">Có quyền đề xuất thay đổi một số điều khoản của </w:t>
+        <w:t>Có</w:t>
+      </w:r>
+      <w:proofErr w:type="gramEnd"/>
+      <w:r>
+        <w:rPr>
+          <w:rFonts w:ascii="Times New Roman" w:hAnsi="Times New Roman" w:cs="Times New Roman"/>
+          <w:sz w:val="24"/>
+          <w:szCs w:val="24"/>
+        </w:rPr>
+        <w:t xml:space="preserve"> quyền đề xuất thay đổi một số điều khoản của </w:t>
       </w:r>
       <w:r>
         <w:rPr>
@@ -5397,7 +5528,6 @@
                 <w:sz w:val="24"/>
                 <w:szCs w:val="24"/>
               </w:rPr>
-              <w:lastRenderedPageBreak/>
               <w:t xml:space="preserve">                   ĐẠI DIỆN BÊN B</w:t>
             </w:r>
           </w:p>
@@ -8175,6 +8305,9 @@
   <wne:recipientData>
     <wne:active wne:val="1"/>
     <wne:hash wne:val="610449532"/>
+  </wne:recipientData>
+  <wne:recipientData>
+    <wne:active wne:val="1"/>
   </wne:recipientData>
   <wne:recipientData>
     <wne:active wne:val="1"/>

--- a/public/thoa_thuan_dan_su_lai_xe_template.docx
+++ b/public/thoa_thuan_dan_su_lai_xe_template.docx
@@ -834,13 +834,15 @@
           <w:rFonts w:ascii="Times New Roman" w:hAnsi="Times New Roman" w:cs="Times New Roman"/>
           <w:sz w:val="24"/>
           <w:szCs w:val="24"/>
-        </w:rPr>
-      </w:pPr>
-      <w:r>
-        <w:rPr>
-          <w:rFonts w:ascii="Times New Roman" w:hAnsi="Times New Roman" w:cs="Times New Roman"/>
-          <w:sz w:val="24"/>
-          <w:szCs w:val="24"/>
+          <w:lang w:val="nl-NL"/>
+        </w:rPr>
+      </w:pPr>
+      <w:r>
+        <w:rPr>
+          <w:rFonts w:ascii="Times New Roman" w:hAnsi="Times New Roman" w:cs="Times New Roman"/>
+          <w:sz w:val="24"/>
+          <w:szCs w:val="24"/>
+          <w:lang w:val="nl-NL"/>
         </w:rPr>
         <w:t xml:space="preserve">Đại diện: </w:t>
       </w:r>
@@ -850,41 +852,25 @@
           <w:b/>
           <w:sz w:val="24"/>
           <w:szCs w:val="24"/>
-        </w:rPr>
-        <w:t>{dai_dien_ben_</w:t>
-      </w:r>
-      <w:proofErr w:type="gramStart"/>
-      <w:r>
-        <w:rPr>
-          <w:rFonts w:ascii="Times New Roman" w:hAnsi="Times New Roman" w:cs="Times New Roman"/>
-          <w:b/>
-          <w:sz w:val="24"/>
-          <w:szCs w:val="24"/>
-        </w:rPr>
-        <w:t>a}</w:t>
-      </w:r>
-      <w:r>
-        <w:rPr>
-          <w:rFonts w:ascii="Times New Roman" w:hAnsi="Times New Roman" w:cs="Times New Roman"/>
-          <w:sz w:val="24"/>
-          <w:szCs w:val="24"/>
-        </w:rPr>
-        <w:t xml:space="preserve">   </w:t>
-      </w:r>
-      <w:proofErr w:type="gramEnd"/>
-      <w:r>
-        <w:rPr>
-          <w:rFonts w:ascii="Times New Roman" w:hAnsi="Times New Roman" w:cs="Times New Roman"/>
-          <w:sz w:val="24"/>
-          <w:szCs w:val="24"/>
-        </w:rPr>
-        <w:t xml:space="preserve">                Chức vụ</w:t>
-      </w:r>
-      <w:r>
-        <w:rPr>
-          <w:rFonts w:ascii="Times New Roman" w:hAnsi="Times New Roman" w:cs="Times New Roman"/>
-          <w:sz w:val="24"/>
-          <w:szCs w:val="24"/>
+          <w:lang w:val="nl-NL"/>
+        </w:rPr>
+        <w:t>{dai_dien_ben_a}</w:t>
+      </w:r>
+      <w:r>
+        <w:rPr>
+          <w:rFonts w:ascii="Times New Roman" w:hAnsi="Times New Roman" w:cs="Times New Roman"/>
+          <w:sz w:val="24"/>
+          <w:szCs w:val="24"/>
+          <w:lang w:val="nl-NL"/>
+        </w:rPr>
+        <w:t xml:space="preserve">                   Chức vụ</w:t>
+      </w:r>
+      <w:r>
+        <w:rPr>
+          <w:rFonts w:ascii="Times New Roman" w:hAnsi="Times New Roman" w:cs="Times New Roman"/>
+          <w:sz w:val="24"/>
+          <w:szCs w:val="24"/>
+          <w:lang w:val="nl-NL"/>
         </w:rPr>
         <w:t>:</w:t>
       </w:r>
@@ -893,6 +879,7 @@
           <w:rFonts w:ascii="Times New Roman" w:hAnsi="Times New Roman" w:cs="Times New Roman"/>
           <w:sz w:val="24"/>
           <w:szCs w:val="24"/>
+          <w:lang w:val="nl-NL"/>
         </w:rPr>
         <w:t xml:space="preserve"> </w:t>
       </w:r>
@@ -901,6 +888,7 @@
           <w:rFonts w:ascii="Times New Roman" w:hAnsi="Times New Roman" w:cs="Times New Roman"/>
           <w:sz w:val="24"/>
           <w:szCs w:val="24"/>
+          <w:lang w:val="nl-NL"/>
         </w:rPr>
         <w:t>{chuc_vu_ben_a}</w:t>
       </w:r>
@@ -920,6 +908,7 @@
           <w:b/>
           <w:sz w:val="24"/>
           <w:szCs w:val="24"/>
+          <w:lang w:val="nl-NL"/>
         </w:rPr>
       </w:pPr>
       <w:r>
@@ -928,6 +917,7 @@
           <w:b/>
           <w:sz w:val="24"/>
           <w:szCs w:val="24"/>
+          <w:lang w:val="nl-NL"/>
         </w:rPr>
         <w:t>BÊN B: {ho_ten_lai_xe_upper}</w:t>
       </w:r>
@@ -942,13 +932,15 @@
           <w:rFonts w:ascii="Times New Roman" w:hAnsi="Times New Roman" w:cs="Times New Roman"/>
           <w:sz w:val="24"/>
           <w:szCs w:val="24"/>
-        </w:rPr>
-      </w:pPr>
-      <w:r>
-        <w:rPr>
-          <w:rFonts w:ascii="Times New Roman" w:hAnsi="Times New Roman" w:cs="Times New Roman"/>
-          <w:sz w:val="24"/>
-          <w:szCs w:val="24"/>
+          <w:lang w:val="nl-NL"/>
+        </w:rPr>
+      </w:pPr>
+      <w:r>
+        <w:rPr>
+          <w:rFonts w:ascii="Times New Roman" w:hAnsi="Times New Roman" w:cs="Times New Roman"/>
+          <w:sz w:val="24"/>
+          <w:szCs w:val="24"/>
+          <w:lang w:val="nl-NL"/>
         </w:rPr>
         <w:t>Địa chỉ:</w:t>
       </w:r>
@@ -957,6 +949,7 @@
           <w:rFonts w:ascii="Times New Roman" w:hAnsi="Times New Roman" w:cs="Times New Roman"/>
           <w:sz w:val="24"/>
           <w:szCs w:val="24"/>
+          <w:lang w:val="nl-NL"/>
         </w:rPr>
         <w:t xml:space="preserve"> </w:t>
       </w:r>
@@ -965,6 +958,7 @@
           <w:rFonts w:ascii="Times New Roman" w:hAnsi="Times New Roman" w:cs="Times New Roman"/>
           <w:sz w:val="24"/>
           <w:szCs w:val="24"/>
+          <w:lang w:val="nl-NL"/>
         </w:rPr>
         <w:t>{dia_chi_lai_xe}</w:t>
       </w:r>
@@ -1416,6 +1410,20 @@
       <w:pPr>
         <w:pStyle w:val="ListParagraph"/>
         <w:spacing w:after="0" w:line="264" w:lineRule="auto"/>
+        <w:ind w:left="270"/>
+        <w:jc w:val="both"/>
+        <w:rPr>
+          <w:rFonts w:ascii="Times New Roman" w:hAnsi="Times New Roman" w:cs="Times New Roman"/>
+          <w:i/>
+          <w:sz w:val="24"/>
+          <w:szCs w:val="24"/>
+        </w:rPr>
+      </w:pPr>
+    </w:p>
+    <w:p>
+      <w:pPr>
+        <w:pStyle w:val="ListParagraph"/>
+        <w:spacing w:after="0" w:line="264" w:lineRule="auto"/>
         <w:ind w:left="0"/>
         <w:jc w:val="both"/>
         <w:rPr>
@@ -1618,13 +1626,15 @@
           <w:rFonts w:ascii="Times New Roman" w:hAnsi="Times New Roman" w:cs="Times New Roman"/>
           <w:sz w:val="24"/>
           <w:szCs w:val="24"/>
-        </w:rPr>
-      </w:pPr>
-      <w:r>
-        <w:rPr>
-          <w:rFonts w:ascii="Times New Roman" w:hAnsi="Times New Roman" w:cs="Times New Roman"/>
-          <w:sz w:val="24"/>
-          <w:szCs w:val="24"/>
+          <w:lang w:val="nl-NL"/>
+        </w:rPr>
+      </w:pPr>
+      <w:r>
+        <w:rPr>
+          <w:rFonts w:ascii="Times New Roman" w:hAnsi="Times New Roman" w:cs="Times New Roman"/>
+          <w:sz w:val="24"/>
+          <w:szCs w:val="24"/>
+          <w:lang w:val="nl-NL"/>
         </w:rPr>
         <w:t xml:space="preserve">- Nhãn hiệu: </w:t>
       </w:r>
@@ -1633,6 +1643,7 @@
           <w:rFonts w:ascii="Times New Roman" w:hAnsi="Times New Roman" w:cs="Times New Roman"/>
           <w:sz w:val="24"/>
           <w:szCs w:val="24"/>
+          <w:lang w:val="nl-NL"/>
         </w:rPr>
         <w:t>{nhan_hieu_xe}</w:t>
       </w:r>
@@ -1647,13 +1658,15 @@
           <w:rFonts w:ascii="Times New Roman" w:hAnsi="Times New Roman" w:cs="Times New Roman"/>
           <w:sz w:val="24"/>
           <w:szCs w:val="24"/>
-        </w:rPr>
-      </w:pPr>
-      <w:r>
-        <w:rPr>
-          <w:rFonts w:ascii="Times New Roman" w:hAnsi="Times New Roman" w:cs="Times New Roman"/>
-          <w:sz w:val="24"/>
-          <w:szCs w:val="24"/>
+          <w:lang w:val="nl-NL"/>
+        </w:rPr>
+      </w:pPr>
+      <w:r>
+        <w:rPr>
+          <w:rFonts w:ascii="Times New Roman" w:hAnsi="Times New Roman" w:cs="Times New Roman"/>
+          <w:sz w:val="24"/>
+          <w:szCs w:val="24"/>
+          <w:lang w:val="nl-NL"/>
         </w:rPr>
         <w:t>- Biển kiểm soát:</w:t>
       </w:r>
@@ -1662,6 +1675,7 @@
           <w:rFonts w:ascii="Times New Roman" w:hAnsi="Times New Roman" w:cs="Times New Roman"/>
           <w:sz w:val="24"/>
           <w:szCs w:val="24"/>
+          <w:lang w:val="nl-NL"/>
         </w:rPr>
         <w:t xml:space="preserve"> </w:t>
       </w:r>
@@ -1670,6 +1684,7 @@
           <w:rFonts w:ascii="Times New Roman" w:hAnsi="Times New Roman" w:cs="Times New Roman"/>
           <w:sz w:val="26"/>
           <w:szCs w:val="26"/>
+          <w:lang w:val="nl-NL"/>
         </w:rPr>
         <w:t>{bien_so_xe}</w:t>
       </w:r>
@@ -1684,13 +1699,15 @@
           <w:rFonts w:ascii="Times New Roman" w:hAnsi="Times New Roman" w:cs="Times New Roman"/>
           <w:sz w:val="24"/>
           <w:szCs w:val="24"/>
-        </w:rPr>
-      </w:pPr>
-      <w:r>
-        <w:rPr>
-          <w:rFonts w:ascii="Times New Roman" w:hAnsi="Times New Roman" w:cs="Times New Roman"/>
-          <w:sz w:val="24"/>
-          <w:szCs w:val="24"/>
+          <w:lang w:val="nl-NL"/>
+        </w:rPr>
+      </w:pPr>
+      <w:r>
+        <w:rPr>
+          <w:rFonts w:ascii="Times New Roman" w:hAnsi="Times New Roman" w:cs="Times New Roman"/>
+          <w:sz w:val="24"/>
+          <w:szCs w:val="24"/>
+          <w:lang w:val="nl-NL"/>
         </w:rPr>
         <w:t>- Số khung:</w:t>
       </w:r>
@@ -1701,6 +1718,7 @@
           <w:sz w:val="23"/>
           <w:szCs w:val="23"/>
           <w:shd w:val="clear" w:color="auto" w:fill="FFFFFF"/>
+          <w:lang w:val="nl-NL"/>
         </w:rPr>
         <w:t xml:space="preserve"> </w:t>
       </w:r>
@@ -1709,6 +1727,7 @@
           <w:rFonts w:ascii="Times New Roman" w:hAnsi="Times New Roman" w:cs="Times New Roman"/>
           <w:sz w:val="24"/>
           <w:szCs w:val="24"/>
+          <w:lang w:val="nl-NL"/>
         </w:rPr>
         <w:t>{so_khung}</w:t>
       </w:r>
@@ -1723,13 +1742,15 @@
           <w:rFonts w:ascii="Times New Roman" w:hAnsi="Times New Roman" w:cs="Times New Roman"/>
           <w:sz w:val="24"/>
           <w:szCs w:val="24"/>
-        </w:rPr>
-      </w:pPr>
-      <w:r>
-        <w:rPr>
-          <w:rFonts w:ascii="Times New Roman" w:hAnsi="Times New Roman" w:cs="Times New Roman"/>
-          <w:sz w:val="24"/>
-          <w:szCs w:val="24"/>
+          <w:lang w:val="nl-NL"/>
+        </w:rPr>
+      </w:pPr>
+      <w:r>
+        <w:rPr>
+          <w:rFonts w:ascii="Times New Roman" w:hAnsi="Times New Roman" w:cs="Times New Roman"/>
+          <w:sz w:val="24"/>
+          <w:szCs w:val="24"/>
+          <w:lang w:val="nl-NL"/>
         </w:rPr>
         <w:t>- Số máy:</w:t>
       </w:r>
@@ -1738,6 +1759,7 @@
           <w:rFonts w:ascii="Times New Roman" w:hAnsi="Times New Roman" w:cs="Times New Roman"/>
           <w:sz w:val="24"/>
           <w:szCs w:val="24"/>
+          <w:lang w:val="nl-NL"/>
         </w:rPr>
         <w:t xml:space="preserve"> </w:t>
       </w:r>
@@ -1746,6 +1768,7 @@
           <w:rFonts w:ascii="Times New Roman" w:hAnsi="Times New Roman" w:cs="Times New Roman"/>
           <w:sz w:val="24"/>
           <w:szCs w:val="24"/>
+          <w:lang w:val="nl-NL"/>
         </w:rPr>
         <w:t>{so_may}</w:t>
       </w:r>
@@ -1760,13 +1783,15 @@
           <w:rFonts w:ascii="Times New Roman" w:hAnsi="Times New Roman" w:cs="Times New Roman"/>
           <w:sz w:val="24"/>
           <w:szCs w:val="24"/>
-        </w:rPr>
-      </w:pPr>
-      <w:r>
-        <w:rPr>
-          <w:rFonts w:ascii="Times New Roman" w:hAnsi="Times New Roman" w:cs="Times New Roman"/>
-          <w:sz w:val="24"/>
-          <w:szCs w:val="24"/>
+          <w:lang w:val="nl-NL"/>
+        </w:rPr>
+      </w:pPr>
+      <w:r>
+        <w:rPr>
+          <w:rFonts w:ascii="Times New Roman" w:hAnsi="Times New Roman" w:cs="Times New Roman"/>
+          <w:sz w:val="24"/>
+          <w:szCs w:val="24"/>
+          <w:lang w:val="nl-NL"/>
         </w:rPr>
         <w:t>- Năm sản xuất:</w:t>
       </w:r>
@@ -1775,6 +1800,7 @@
           <w:rFonts w:ascii="Times New Roman" w:hAnsi="Times New Roman" w:cs="Times New Roman"/>
           <w:sz w:val="24"/>
           <w:szCs w:val="24"/>
+          <w:lang w:val="nl-NL"/>
         </w:rPr>
         <w:t xml:space="preserve"> </w:t>
       </w:r>
@@ -1783,6 +1809,7 @@
           <w:rFonts w:ascii="Times New Roman" w:hAnsi="Times New Roman" w:cs="Times New Roman"/>
           <w:sz w:val="24"/>
           <w:szCs w:val="24"/>
+          <w:lang w:val="nl-NL"/>
         </w:rPr>
         <w:t>{nam_san_xuat}</w:t>
       </w:r>
@@ -1797,13 +1824,15 @@
           <w:rFonts w:ascii="Times New Roman" w:hAnsi="Times New Roman" w:cs="Times New Roman"/>
           <w:sz w:val="24"/>
           <w:szCs w:val="24"/>
-        </w:rPr>
-      </w:pPr>
-      <w:r>
-        <w:rPr>
-          <w:rFonts w:ascii="Times New Roman" w:hAnsi="Times New Roman" w:cs="Times New Roman"/>
-          <w:sz w:val="24"/>
-          <w:szCs w:val="24"/>
+          <w:lang w:val="nl-NL"/>
+        </w:rPr>
+      </w:pPr>
+      <w:r>
+        <w:rPr>
+          <w:rFonts w:ascii="Times New Roman" w:hAnsi="Times New Roman" w:cs="Times New Roman"/>
+          <w:sz w:val="24"/>
+          <w:szCs w:val="24"/>
+          <w:lang w:val="nl-NL"/>
         </w:rPr>
         <w:t>- Màu sắc:</w:t>
       </w:r>
@@ -1812,6 +1841,7 @@
           <w:rFonts w:ascii="Times New Roman" w:hAnsi="Times New Roman" w:cs="Times New Roman"/>
           <w:sz w:val="24"/>
           <w:szCs w:val="24"/>
+          <w:lang w:val="nl-NL"/>
         </w:rPr>
         <w:t xml:space="preserve"> {mau_son}</w:t>
       </w:r>
@@ -1826,13 +1856,15 @@
           <w:rFonts w:ascii="Times New Roman" w:hAnsi="Times New Roman" w:cs="Times New Roman"/>
           <w:sz w:val="24"/>
           <w:szCs w:val="24"/>
-        </w:rPr>
-      </w:pPr>
-      <w:r>
-        <w:rPr>
-          <w:rFonts w:ascii="Times New Roman" w:hAnsi="Times New Roman" w:cs="Times New Roman"/>
-          <w:sz w:val="24"/>
-          <w:szCs w:val="24"/>
+          <w:lang w:val="nl-NL"/>
+        </w:rPr>
+      </w:pPr>
+      <w:r>
+        <w:rPr>
+          <w:rFonts w:ascii="Times New Roman" w:hAnsi="Times New Roman" w:cs="Times New Roman"/>
+          <w:sz w:val="24"/>
+          <w:szCs w:val="24"/>
+          <w:lang w:val="nl-NL"/>
         </w:rPr>
         <w:t xml:space="preserve">- Ngày đăng ký lần đầu: </w:t>
       </w:r>
@@ -1841,6 +1873,7 @@
           <w:rFonts w:ascii="Times New Roman" w:hAnsi="Times New Roman" w:cs="Times New Roman"/>
           <w:sz w:val="24"/>
           <w:szCs w:val="24"/>
+          <w:lang w:val="nl-NL"/>
         </w:rPr>
         <w:t>{ngay_dang_ky_lan_dau}</w:t>
       </w:r>
@@ -1862,15 +1895,16 @@
           <w:rFonts w:ascii="Times New Roman" w:hAnsi="Times New Roman" w:cs="Times New Roman"/>
           <w:sz w:val="24"/>
           <w:szCs w:val="24"/>
-        </w:rPr>
-      </w:pPr>
-      <w:r>
-        <w:rPr>
-          <w:rFonts w:ascii="Times New Roman" w:hAnsi="Times New Roman" w:cs="Times New Roman"/>
-          <w:sz w:val="24"/>
-          <w:szCs w:val="24"/>
-        </w:rPr>
-        <w:lastRenderedPageBreak/>
+          <w:lang w:val="nl-NL"/>
+        </w:rPr>
+      </w:pPr>
+      <w:r>
+        <w:rPr>
+          <w:rFonts w:ascii="Times New Roman" w:hAnsi="Times New Roman" w:cs="Times New Roman"/>
+          <w:sz w:val="24"/>
+          <w:szCs w:val="24"/>
+          <w:lang w:val="nl-NL"/>
+        </w:rPr>
         <w:t>Công việc</w:t>
       </w:r>
       <w:r>
@@ -1878,6 +1912,7 @@
           <w:rFonts w:ascii="Times New Roman" w:hAnsi="Times New Roman" w:cs="Times New Roman"/>
           <w:sz w:val="24"/>
           <w:szCs w:val="24"/>
+          <w:lang w:val="nl-NL"/>
         </w:rPr>
         <w:t xml:space="preserve"> và</w:t>
       </w:r>
@@ -1886,6 +1921,7 @@
           <w:rFonts w:ascii="Times New Roman" w:hAnsi="Times New Roman" w:cs="Times New Roman"/>
           <w:sz w:val="24"/>
           <w:szCs w:val="24"/>
+          <w:lang w:val="nl-NL"/>
         </w:rPr>
         <w:t xml:space="preserve"> thời gian làm việc </w:t>
       </w:r>
@@ -1894,6 +1930,7 @@
           <w:rFonts w:ascii="Times New Roman" w:hAnsi="Times New Roman" w:cs="Times New Roman"/>
           <w:sz w:val="24"/>
           <w:szCs w:val="24"/>
+          <w:lang w:val="nl-NL"/>
         </w:rPr>
         <w:t>B</w:t>
       </w:r>
@@ -1902,6 +1939,7 @@
           <w:rFonts w:ascii="Times New Roman" w:hAnsi="Times New Roman" w:cs="Times New Roman"/>
           <w:sz w:val="24"/>
           <w:szCs w:val="24"/>
+          <w:lang w:val="nl-NL"/>
         </w:rPr>
         <w:t>ên B:</w:t>
       </w:r>
@@ -1920,13 +1958,15 @@
           <w:rFonts w:ascii="Times New Roman" w:hAnsi="Times New Roman" w:cs="Times New Roman"/>
           <w:sz w:val="24"/>
           <w:szCs w:val="24"/>
-        </w:rPr>
-      </w:pPr>
-      <w:r>
-        <w:rPr>
-          <w:rFonts w:ascii="Times New Roman" w:hAnsi="Times New Roman" w:cs="Times New Roman"/>
-          <w:sz w:val="24"/>
-          <w:szCs w:val="24"/>
+          <w:lang w:val="nl-NL"/>
+        </w:rPr>
+      </w:pPr>
+      <w:r>
+        <w:rPr>
+          <w:rFonts w:ascii="Times New Roman" w:hAnsi="Times New Roman" w:cs="Times New Roman"/>
+          <w:sz w:val="24"/>
+          <w:szCs w:val="24"/>
+          <w:lang w:val="nl-NL"/>
         </w:rPr>
         <w:t>Công việc: Lái xe Taxi và bảo quản giữ gìn xe theo đúng các quy chế tổ chức, quản lý điều hành</w:t>
       </w:r>
@@ -1935,6 +1975,7 @@
           <w:rFonts w:ascii="Times New Roman" w:hAnsi="Times New Roman" w:cs="Times New Roman"/>
           <w:sz w:val="24"/>
           <w:szCs w:val="24"/>
+          <w:lang w:val="nl-NL"/>
         </w:rPr>
         <w:t xml:space="preserve"> </w:t>
       </w:r>
@@ -1943,6 +1984,7 @@
           <w:rFonts w:ascii="Times New Roman" w:hAnsi="Times New Roman" w:cs="Times New Roman"/>
           <w:sz w:val="24"/>
           <w:szCs w:val="24"/>
+          <w:lang w:val="nl-NL"/>
         </w:rPr>
         <w:t xml:space="preserve">do </w:t>
       </w:r>
@@ -1951,6 +1993,7 @@
           <w:rFonts w:ascii="Times New Roman" w:hAnsi="Times New Roman" w:cs="Times New Roman"/>
           <w:sz w:val="24"/>
           <w:szCs w:val="24"/>
+          <w:lang w:val="nl-NL"/>
         </w:rPr>
         <w:t>công ty ban hành.</w:t>
       </w:r>
@@ -1972,14 +2015,17 @@
           <w:rFonts w:ascii="Times New Roman" w:hAnsi="Times New Roman" w:cs="Times New Roman"/>
           <w:sz w:val="24"/>
           <w:szCs w:val="24"/>
-        </w:rPr>
-      </w:pPr>
-      <w:r>
-        <w:rPr>
-          <w:rFonts w:ascii="Times New Roman" w:hAnsi="Times New Roman" w:cs="Times New Roman"/>
-          <w:sz w:val="24"/>
-          <w:szCs w:val="24"/>
-        </w:rPr>
+          <w:lang w:val="nl-NL"/>
+        </w:rPr>
+      </w:pPr>
+      <w:r>
+        <w:rPr>
+          <w:rFonts w:ascii="Times New Roman" w:hAnsi="Times New Roman" w:cs="Times New Roman"/>
+          <w:sz w:val="24"/>
+          <w:szCs w:val="24"/>
+          <w:lang w:val="nl-NL"/>
+        </w:rPr>
+        <w:lastRenderedPageBreak/>
         <w:t xml:space="preserve">Thời gian làm việc </w:t>
       </w:r>
       <w:r>
@@ -1987,6 +2033,7 @@
           <w:rFonts w:ascii="Times New Roman" w:hAnsi="Times New Roman" w:cs="Times New Roman"/>
           <w:sz w:val="24"/>
           <w:szCs w:val="24"/>
+          <w:lang w:val="nl-NL"/>
         </w:rPr>
         <w:t>do Bên B</w:t>
       </w:r>
@@ -1995,6 +2042,7 @@
           <w:rFonts w:ascii="Times New Roman" w:hAnsi="Times New Roman" w:cs="Times New Roman"/>
           <w:sz w:val="24"/>
           <w:szCs w:val="24"/>
+          <w:lang w:val="nl-NL"/>
         </w:rPr>
         <w:t xml:space="preserve"> đăng ký với </w:t>
       </w:r>
@@ -2003,6 +2051,7 @@
           <w:rFonts w:ascii="Times New Roman" w:hAnsi="Times New Roman" w:cs="Times New Roman"/>
           <w:sz w:val="24"/>
           <w:szCs w:val="24"/>
+          <w:lang w:val="nl-NL"/>
         </w:rPr>
         <w:t>Công</w:t>
       </w:r>
@@ -2011,6 +2060,7 @@
           <w:rFonts w:ascii="Times New Roman" w:hAnsi="Times New Roman" w:cs="Times New Roman"/>
           <w:sz w:val="24"/>
           <w:szCs w:val="24"/>
+          <w:lang w:val="nl-NL"/>
         </w:rPr>
         <w:t xml:space="preserve"> ty qua phòng điề</w:t>
       </w:r>
@@ -2019,6 +2069,7 @@
           <w:rFonts w:ascii="Times New Roman" w:hAnsi="Times New Roman" w:cs="Times New Roman"/>
           <w:sz w:val="24"/>
           <w:szCs w:val="24"/>
+          <w:lang w:val="nl-NL"/>
         </w:rPr>
         <w:t>u hành, đảm bảo t</w:t>
       </w:r>
@@ -2027,6 +2078,7 @@
           <w:rFonts w:ascii="Times New Roman" w:hAnsi="Times New Roman" w:cs="Times New Roman"/>
           <w:sz w:val="24"/>
           <w:szCs w:val="24"/>
+          <w:lang w:val="nl-NL"/>
         </w:rPr>
         <w:t>uân thủ</w:t>
       </w:r>
@@ -2035,6 +2087,7 @@
           <w:rFonts w:ascii="Times New Roman" w:hAnsi="Times New Roman" w:cs="Times New Roman"/>
           <w:sz w:val="24"/>
           <w:szCs w:val="24"/>
+          <w:lang w:val="nl-NL"/>
         </w:rPr>
         <w:t xml:space="preserve"> the</w:t>
       </w:r>
@@ -2043,6 +2096,7 @@
           <w:rFonts w:ascii="Times New Roman" w:hAnsi="Times New Roman" w:cs="Times New Roman"/>
           <w:sz w:val="24"/>
           <w:szCs w:val="24"/>
+          <w:lang w:val="nl-NL"/>
         </w:rPr>
         <w:t>o quy định chung của pháp luật</w:t>
       </w:r>
@@ -2051,6 +2105,7 @@
           <w:rFonts w:ascii="Times New Roman" w:hAnsi="Times New Roman" w:cs="Times New Roman"/>
           <w:sz w:val="24"/>
           <w:szCs w:val="24"/>
+          <w:lang w:val="nl-NL"/>
         </w:rPr>
         <w:t>:</w:t>
       </w:r>
@@ -2059,6 +2114,7 @@
           <w:rFonts w:ascii="Times New Roman" w:hAnsi="Times New Roman" w:cs="Times New Roman"/>
           <w:sz w:val="24"/>
           <w:szCs w:val="24"/>
+          <w:lang w:val="nl-NL"/>
         </w:rPr>
         <w:t xml:space="preserve"> </w:t>
       </w:r>
@@ -2067,6 +2123,7 @@
           <w:rFonts w:ascii="Times New Roman" w:hAnsi="Times New Roman" w:cs="Times New Roman"/>
           <w:sz w:val="24"/>
           <w:szCs w:val="24"/>
+          <w:lang w:val="nl-NL"/>
         </w:rPr>
         <w:t>Thời gian làm việc</w:t>
       </w:r>
@@ -2075,6 +2132,7 @@
           <w:rFonts w:ascii="Times New Roman" w:hAnsi="Times New Roman" w:cs="Times New Roman"/>
           <w:sz w:val="24"/>
           <w:szCs w:val="24"/>
+          <w:lang w:val="nl-NL"/>
         </w:rPr>
         <w:t xml:space="preserve"> không quá 10h trong một ngày và không lái xe liên tụ</w:t>
       </w:r>
@@ -2083,6 +2141,7 @@
           <w:rFonts w:ascii="Times New Roman" w:hAnsi="Times New Roman" w:cs="Times New Roman"/>
           <w:sz w:val="24"/>
           <w:szCs w:val="24"/>
+          <w:lang w:val="nl-NL"/>
         </w:rPr>
         <w:t>c quá 4</w:t>
       </w:r>
@@ -2091,9 +2150,27 @@
           <w:rFonts w:ascii="Times New Roman" w:hAnsi="Times New Roman" w:cs="Times New Roman"/>
           <w:sz w:val="24"/>
           <w:szCs w:val="24"/>
+          <w:lang w:val="nl-NL"/>
         </w:rPr>
         <w:t>h.</w:t>
       </w:r>
+    </w:p>
+    <w:p>
+      <w:pPr>
+        <w:pStyle w:val="ListParagraph"/>
+        <w:tabs>
+          <w:tab w:val="left" w:pos="360"/>
+        </w:tabs>
+        <w:spacing w:after="0" w:line="264" w:lineRule="auto"/>
+        <w:ind w:left="540"/>
+        <w:jc w:val="both"/>
+        <w:rPr>
+          <w:rFonts w:ascii="Times New Roman" w:hAnsi="Times New Roman" w:cs="Times New Roman"/>
+          <w:sz w:val="24"/>
+          <w:szCs w:val="24"/>
+          <w:lang w:val="nl-NL"/>
+        </w:rPr>
+      </w:pPr>
     </w:p>
     <w:p>
       <w:pPr>
@@ -2104,6 +2181,7 @@
           <w:b/>
           <w:sz w:val="24"/>
           <w:szCs w:val="24"/>
+          <w:lang w:val="nl-NL"/>
         </w:rPr>
       </w:pPr>
       <w:r>
@@ -2112,6 +2190,7 @@
           <w:b/>
           <w:sz w:val="24"/>
           <w:szCs w:val="24"/>
+          <w:lang w:val="nl-NL"/>
         </w:rPr>
         <w:t>ĐIỀU 2: ĐƠN GIÁ VÀ ĐẶT CỌC:</w:t>
       </w:r>
@@ -2137,6 +2216,7 @@
           <w:rFonts w:ascii="Times New Roman" w:hAnsi="Times New Roman" w:cs="Times New Roman"/>
           <w:sz w:val="24"/>
           <w:szCs w:val="24"/>
+          <w:lang w:val="nl-NL"/>
         </w:rPr>
         <w:t xml:space="preserve">   </w:t>
       </w:r>
@@ -2406,6 +2486,19 @@
     </w:p>
     <w:p>
       <w:pPr>
+        <w:pStyle w:val="ListParagraph"/>
+        <w:spacing w:after="0" w:line="264" w:lineRule="auto"/>
+        <w:ind w:left="540"/>
+        <w:jc w:val="both"/>
+        <w:rPr>
+          <w:rFonts w:ascii="Times New Roman" w:hAnsi="Times New Roman" w:cs="Times New Roman"/>
+          <w:sz w:val="24"/>
+          <w:szCs w:val="24"/>
+        </w:rPr>
+      </w:pPr>
+    </w:p>
+    <w:p>
+      <w:pPr>
         <w:spacing w:after="0" w:line="264" w:lineRule="auto"/>
         <w:jc w:val="both"/>
         <w:rPr>
@@ -2902,6 +2995,20 @@
         </w:rPr>
         <w:t>Hình thức thanh toán: {hinh_thuc_thanh_toan}.</w:t>
       </w:r>
+    </w:p>
+    <w:p>
+      <w:pPr>
+        <w:pStyle w:val="PlainText"/>
+        <w:spacing w:line="264" w:lineRule="auto"/>
+        <w:jc w:val="both"/>
+        <w:rPr>
+          <w:rFonts w:ascii="Times New Roman" w:hAnsi="Times New Roman"/>
+          <w:i w:val="0"/>
+          <w:spacing w:val="2"/>
+          <w:sz w:val="24"/>
+          <w:szCs w:val="24"/>
+        </w:rPr>
+      </w:pPr>
     </w:p>
     <w:p>
       <w:pPr>
@@ -3380,7 +3487,6 @@
           <w:sz w:val="24"/>
           <w:szCs w:val="24"/>
         </w:rPr>
-        <w:lastRenderedPageBreak/>
         <w:t xml:space="preserve">- </w:t>
       </w:r>
       <w:r>
@@ -3447,6 +3553,7 @@
           <w:sz w:val="24"/>
           <w:szCs w:val="24"/>
         </w:rPr>
+        <w:lastRenderedPageBreak/>
         <w:t xml:space="preserve">- </w:t>
       </w:r>
       <w:r>
@@ -4210,7 +4317,6 @@
           <w:sz w:val="24"/>
           <w:szCs w:val="24"/>
         </w:rPr>
-        <w:lastRenderedPageBreak/>
         <w:t>- K</w:t>
       </w:r>
       <w:r>
@@ -4407,6 +4513,7 @@
           <w:sz w:val="24"/>
           <w:szCs w:val="24"/>
         </w:rPr>
+        <w:lastRenderedPageBreak/>
         <w:t>4.2.</w:t>
       </w:r>
       <w:r>
@@ -4906,6 +5013,11 @@
     </w:p>
     <w:p>
       <w:pPr>
+        <w:pStyle w:val="ListParagraph"/>
+        <w:numPr>
+          <w:ilvl w:val="2"/>
+          <w:numId w:val="22"/>
+        </w:numPr>
         <w:spacing w:after="0" w:line="264" w:lineRule="auto"/>
         <w:jc w:val="both"/>
         <w:rPr>
@@ -4914,56 +5026,13 @@
           <w:szCs w:val="24"/>
         </w:rPr>
       </w:pPr>
-      <w:proofErr w:type="gramStart"/>
-      <w:r>
-        <w:rPr>
-          <w:rFonts w:ascii="Times New Roman" w:hAnsi="Times New Roman" w:cs="Times New Roman"/>
-          <w:sz w:val="24"/>
-          <w:szCs w:val="24"/>
-        </w:rPr>
-        <w:t>4.2.1</w:t>
-      </w:r>
-      <w:r>
-        <w:rPr>
-          <w:rFonts w:ascii="Times New Roman" w:hAnsi="Times New Roman" w:cs="Times New Roman"/>
-          <w:sz w:val="24"/>
-          <w:szCs w:val="24"/>
-        </w:rPr>
-        <w:t>3</w:t>
-      </w:r>
-      <w:r>
-        <w:rPr>
-          <w:rFonts w:ascii="Times New Roman" w:hAnsi="Times New Roman" w:cs="Times New Roman"/>
-          <w:sz w:val="24"/>
-          <w:szCs w:val="24"/>
-        </w:rPr>
-        <w:t xml:space="preserve"> </w:t>
-      </w:r>
-      <w:r>
-        <w:rPr>
-          <w:rFonts w:ascii="Times New Roman" w:hAnsi="Times New Roman" w:cs="Times New Roman"/>
-          <w:b/>
-          <w:sz w:val="24"/>
-          <w:szCs w:val="24"/>
-        </w:rPr>
-        <w:t xml:space="preserve"> </w:t>
-      </w:r>
-      <w:r>
-        <w:rPr>
-          <w:rFonts w:ascii="Times New Roman" w:hAnsi="Times New Roman" w:cs="Times New Roman"/>
-          <w:sz w:val="24"/>
-          <w:szCs w:val="24"/>
-        </w:rPr>
-        <w:t>Có</w:t>
-      </w:r>
-      <w:proofErr w:type="gramEnd"/>
-      <w:r>
-        <w:rPr>
-          <w:rFonts w:ascii="Times New Roman" w:hAnsi="Times New Roman" w:cs="Times New Roman"/>
-          <w:sz w:val="24"/>
-          <w:szCs w:val="24"/>
-        </w:rPr>
-        <w:t xml:space="preserve"> quyền đề xuất thay đổi một số điều khoản của </w:t>
+      <w:r>
+        <w:rPr>
+          <w:rFonts w:ascii="Times New Roman" w:hAnsi="Times New Roman" w:cs="Times New Roman"/>
+          <w:sz w:val="24"/>
+          <w:szCs w:val="24"/>
+        </w:rPr>
+        <w:t xml:space="preserve">Có quyền đề xuất thay đổi một số điều khoản của </w:t>
       </w:r>
       <w:r>
         <w:rPr>
@@ -4997,6 +5066,18 @@
         </w:rPr>
         <w:t>ên A sẽ xem xét.</w:t>
       </w:r>
+    </w:p>
+    <w:p>
+      <w:pPr>
+        <w:pStyle w:val="ListParagraph"/>
+        <w:spacing w:after="0" w:line="264" w:lineRule="auto"/>
+        <w:jc w:val="both"/>
+        <w:rPr>
+          <w:rFonts w:ascii="Times New Roman" w:hAnsi="Times New Roman" w:cs="Times New Roman"/>
+          <w:sz w:val="24"/>
+          <w:szCs w:val="24"/>
+        </w:rPr>
+      </w:pPr>
     </w:p>
     <w:p>
       <w:pPr>
@@ -5132,6 +5213,19 @@
       <w:pPr>
         <w:pStyle w:val="ListParagraph"/>
         <w:spacing w:after="0" w:line="264" w:lineRule="auto"/>
+        <w:ind w:left="360"/>
+        <w:jc w:val="both"/>
+        <w:rPr>
+          <w:rFonts w:ascii="Times New Roman" w:hAnsi="Times New Roman" w:cs="Times New Roman"/>
+          <w:sz w:val="24"/>
+          <w:szCs w:val="24"/>
+        </w:rPr>
+      </w:pPr>
+    </w:p>
+    <w:p>
+      <w:pPr>
+        <w:pStyle w:val="ListParagraph"/>
+        <w:spacing w:after="0" w:line="264" w:lineRule="auto"/>
         <w:ind w:hanging="720"/>
         <w:jc w:val="both"/>
         <w:rPr>
@@ -5355,6 +5449,19 @@
         </w:rPr>
         <w:t xml:space="preserve"> được Bên A giải thích các nội dung trong thỏa thuận và hoàn toàn thống nhất, đồng thuận với các điều khoản trước khi ký và nhận bàn giao xe.</w:t>
       </w:r>
+    </w:p>
+    <w:p>
+      <w:pPr>
+        <w:pStyle w:val="ListParagraph"/>
+        <w:spacing w:after="0" w:line="264" w:lineRule="auto"/>
+        <w:ind w:left="360"/>
+        <w:jc w:val="both"/>
+        <w:rPr>
+          <w:rFonts w:ascii="Times New Roman" w:hAnsi="Times New Roman" w:cs="Times New Roman"/>
+          <w:sz w:val="24"/>
+          <w:szCs w:val="24"/>
+        </w:rPr>
+      </w:pPr>
     </w:p>
     <w:tbl>
       <w:tblPr>
@@ -5394,6 +5501,7 @@
                 <w:b/>
                 <w:sz w:val="24"/>
                 <w:szCs w:val="24"/>
+                <w:lang w:val="nl-NL"/>
               </w:rPr>
             </w:pPr>
             <w:r>
@@ -5402,6 +5510,7 @@
                 <w:b/>
                 <w:sz w:val="24"/>
                 <w:szCs w:val="24"/>
+                <w:lang w:val="nl-NL"/>
               </w:rPr>
               <w:t>ĐẠI DIỆN BÊN A</w:t>
             </w:r>
@@ -5420,6 +5529,7 @@
                 <w:b/>
                 <w:sz w:val="24"/>
                 <w:szCs w:val="24"/>
+                <w:lang w:val="nl-NL"/>
               </w:rPr>
             </w:pPr>
           </w:p>
@@ -5437,6 +5547,7 @@
                 <w:b/>
                 <w:sz w:val="24"/>
                 <w:szCs w:val="24"/>
+                <w:lang w:val="nl-NL"/>
               </w:rPr>
             </w:pPr>
           </w:p>
@@ -5454,6 +5565,7 @@
                 <w:b/>
                 <w:sz w:val="24"/>
                 <w:szCs w:val="24"/>
+                <w:lang w:val="nl-NL"/>
               </w:rPr>
             </w:pPr>
           </w:p>
@@ -5471,6 +5583,7 @@
                 <w:b/>
                 <w:sz w:val="24"/>
                 <w:szCs w:val="24"/>
+                <w:lang w:val="nl-NL"/>
               </w:rPr>
             </w:pPr>
           </w:p>
@@ -5488,6 +5601,7 @@
                 <w:b/>
                 <w:sz w:val="24"/>
                 <w:szCs w:val="24"/>
+                <w:lang w:val="nl-NL"/>
               </w:rPr>
             </w:pPr>
             <w:r>
@@ -5496,6 +5610,7 @@
                 <w:b/>
                 <w:sz w:val="24"/>
                 <w:szCs w:val="24"/>
+                <w:lang w:val="nl-NL"/>
               </w:rPr>
               <w:t>{dai_dien_ben_a}</w:t>
             </w:r>
@@ -5519,6 +5634,7 @@
                 <w:b/>
                 <w:sz w:val="24"/>
                 <w:szCs w:val="24"/>
+                <w:lang w:val="nl-NL"/>
               </w:rPr>
             </w:pPr>
             <w:r>
@@ -5527,6 +5643,7 @@
                 <w:b/>
                 <w:sz w:val="24"/>
                 <w:szCs w:val="24"/>
+                <w:lang w:val="nl-NL"/>
               </w:rPr>
               <w:t xml:space="preserve">                   ĐẠI DIỆN BÊN B</w:t>
             </w:r>
@@ -5545,6 +5662,7 @@
                 <w:b/>
                 <w:sz w:val="24"/>
                 <w:szCs w:val="24"/>
+                <w:lang w:val="nl-NL"/>
               </w:rPr>
             </w:pPr>
           </w:p>
@@ -5562,6 +5680,7 @@
                 <w:b/>
                 <w:sz w:val="24"/>
                 <w:szCs w:val="24"/>
+                <w:lang w:val="nl-NL"/>
               </w:rPr>
             </w:pPr>
           </w:p>
@@ -5579,6 +5698,7 @@
                 <w:b/>
                 <w:sz w:val="24"/>
                 <w:szCs w:val="24"/>
+                <w:lang w:val="nl-NL"/>
               </w:rPr>
             </w:pPr>
           </w:p>
@@ -5596,6 +5716,7 @@
                 <w:b/>
                 <w:sz w:val="24"/>
                 <w:szCs w:val="24"/>
+                <w:lang w:val="nl-NL"/>
               </w:rPr>
             </w:pPr>
           </w:p>
@@ -5613,6 +5734,7 @@
                 <w:b/>
                 <w:sz w:val="24"/>
                 <w:szCs w:val="24"/>
+                <w:lang w:val="nl-NL"/>
               </w:rPr>
             </w:pPr>
             <w:r>
@@ -5621,6 +5743,7 @@
                 <w:b/>
                 <w:sz w:val="24"/>
                 <w:szCs w:val="24"/>
+                <w:lang w:val="nl-NL"/>
               </w:rPr>
               <w:t>{ho_ten_lai_xe}</w:t>
             </w:r>
@@ -5637,13 +5760,14 @@
           <w:b/>
           <w:sz w:val="26"/>
           <w:szCs w:val="26"/>
+          <w:lang w:val="nl-NL"/>
         </w:rPr>
       </w:pPr>
     </w:p>
     <w:sectPr>
       <w:footerReference w:type="default" r:id="rId8"/>
-      <w:pgSz w:w="12240" w:h="15840" w:code="1"/>
-      <w:pgMar w:top="737" w:right="1043" w:bottom="737" w:left="1298" w:header="720" w:footer="720" w:gutter="0"/>
+      <w:pgSz w:w="11907" w:h="16840" w:code="9"/>
+      <w:pgMar w:top="624" w:right="1043" w:bottom="624" w:left="1298" w:header="720" w:footer="720" w:gutter="0"/>
       <w:cols w:space="720"/>
       <w:docGrid w:linePitch="360"/>
     </w:sectPr>
@@ -8305,6 +8429,12 @@
   <wne:recipientData>
     <wne:active wne:val="1"/>
     <wne:hash wne:val="610449532"/>
+  </wne:recipientData>
+  <wne:recipientData>
+    <wne:active wne:val="1"/>
+  </wne:recipientData>
+  <wne:recipientData>
+    <wne:active wne:val="1"/>
   </wne:recipientData>
   <wne:recipientData>
     <wne:active wne:val="1"/>
